--- a/assets/downloads/simulation-7/presimulation-activity-2-describing-the-phases-of-healing.docx
+++ b/assets/downloads/simulation-7/presimulation-activity-2-describing-the-phases-of-healing.docx
@@ -1,10 +1,34 @@
 
 <file path=word/document.xml><?xml version="1.0" encoding="utf-8"?>
-<w:document xmlns:wpc="http://schemas.microsoft.com/office/word/2010/wordprocessingCanvas" xmlns:cx="http://schemas.microsoft.com/office/drawing/2014/chartex" xmlns:cx1="http://schemas.microsoft.com/office/drawing/2015/9/8/chartex" xmlns:cx2="http://schemas.microsoft.com/office/drawing/2015/10/21/chartex" xmlns:cx3="http://schemas.microsoft.com/office/drawing/2016/5/9/chartex" xmlns:cx4="http://schemas.microsoft.com/office/drawing/2016/5/10/chartex" xmlns:cx5="http://schemas.microsoft.com/office/drawing/2016/5/11/chartex" xmlns:cx6="http://schemas.microsoft.com/office/drawing/2016/5/12/chartex" xmlns:cx7="http://schemas.microsoft.com/office/drawing/2016/5/13/chartex" xmlns:cx8="http://schemas.microsoft.com/office/drawing/2016/5/14/chartex" xmlns:mc="http://schemas.openxmlformats.org/markup-compatibility/2006" xmlns:aink="http://schemas.microsoft.com/office/drawing/2016/ink" xmlns:am3d="http://schemas.microsoft.com/office/drawing/2017/model3d" xmlns:o="urn:schemas-microsoft-com:office:office" xmlns:oel="http://schemas.microsoft.com/office/2019/extlst" xmlns:r="http://schemas.openxmlformats.org/officeDocument/2006/relationships" xmlns:m="http://schemas.openxmlformats.org/officeDocument/2006/math" xmlns:v="urn:schemas-microsoft-com:vml" xmlns:wp14="http://schemas.microsoft.com/office/word/2010/wordprocessingDrawing" xmlns:wp="http://schemas.openxmlformats.org/drawingml/2006/wordprocessingDrawing" xmlns:w10="urn:schemas-microsoft-com:office:word" xmlns:w="http://schemas.openxmlformats.org/wordprocessingml/2006/main" xmlns:w14="http://schemas.microsoft.com/office/word/2010/wordml" xmlns:w15="http://schemas.microsoft.com/office/word/2012/wordml" xmlns:w16cex="http://schemas.microsoft.com/office/word/2018/wordml/cex" xmlns:w16cid="http://schemas.microsoft.com/office/word/2016/wordml/cid" xmlns:w16="http://schemas.microsoft.com/office/word/2018/wordml" xmlns:w16du="http://schemas.microsoft.com/office/word/2023/wordml/word16du" xmlns:w16sdtdh="http://schemas.microsoft.com/office/word/2020/wordml/sdtdatahash" xmlns:w16sdtfl="http://schemas.microsoft.com/office/word/2024/wordml/sdtformatlock" xmlns:w16se="http://schemas.microsoft.com/office/word/2015/wordml/symex" xmlns:wpg="http://schemas.microsoft.com/office/word/2010/wordprocessingGroup" xmlns:wpi="http://schemas.microsoft.com/office/word/2010/wordprocessingInk" xmlns:wne="http://schemas.microsoft.com/office/word/2006/wordml" xmlns:wps="http://schemas.microsoft.com/office/word/2010/wordprocessingShape" mc:Ignorable="w14 w15 w16se w16cid w16 w16cex w16sdtdh w16sdtfl w16du wp14">
+<w:document xmlns:wpc="http://schemas.microsoft.com/office/word/2010/wordprocessingCanvas" xmlns:cx="http://schemas.microsoft.com/office/drawing/2014/chartex" xmlns:cx1="http://schemas.microsoft.com/office/drawing/2015/9/8/chartex" xmlns:cx2="http://schemas.microsoft.com/office/drawing/2015/10/21/chartex" xmlns:cx3="http://schemas.microsoft.com/office/drawing/2016/5/9/chartex" xmlns:cx4="http://schemas.microsoft.com/office/drawing/2016/5/10/chartex" xmlns:cx5="http://schemas.microsoft.com/office/drawing/2016/5/11/chartex" xmlns:cx6="http://schemas.microsoft.com/office/drawing/2016/5/12/chartex" xmlns:cx7="http://schemas.microsoft.com/office/drawing/2016/5/13/chartex" xmlns:cx8="http://schemas.microsoft.com/office/drawing/2016/5/14/chartex" xmlns:mc="http://schemas.openxmlformats.org/markup-compatibility/2006" xmlns:aink="http://schemas.microsoft.com/office/drawing/2016/ink" xmlns:am3d="http://schemas.microsoft.com/office/drawing/2017/model3d" xmlns:o="urn:schemas-microsoft-com:office:office" xmlns:oel="http://schemas.microsoft.com/office/2019/extlst" xmlns:r="http://schemas.openxmlformats.org/officeDocument/2006/relationships" xmlns:m="http://schemas.openxmlformats.org/officeDocument/2006/math" xmlns:v="urn:schemas-microsoft-com:vml" xmlns:wp14="http://schemas.microsoft.com/office/word/2010/wordprocessingDrawing" xmlns:wp="http://schemas.openxmlformats.org/drawingml/2006/wordprocessingDrawing" xmlns:w10="urn:schemas-microsoft-com:office:word" xmlns:w="http://schemas.openxmlformats.org/wordprocessingml/2006/main" xmlns:w14="http://schemas.microsoft.com/office/word/2010/wordml" xmlns:w15="http://schemas.microsoft.com/office/word/2012/wordml" xmlns:w16cei="http://schemas.microsoft.com/office/word/2026/wordml/cei" xmlns:w16cex="http://schemas.microsoft.com/office/word/2018/wordml/cex" xmlns:w16cid="http://schemas.microsoft.com/office/word/2016/wordml/cid" xmlns:w16="http://schemas.microsoft.com/office/word/2018/wordml" xmlns:w16du="http://schemas.microsoft.com/office/word/2023/wordml/word16du" xmlns:w16sdtdh="http://schemas.microsoft.com/office/word/2020/wordml/sdtdatahash" xmlns:w16sdtfl="http://schemas.microsoft.com/office/word/2024/wordml/sdtformatlock" xmlns:w16se="http://schemas.microsoft.com/office/word/2015/wordml/symex" xmlns:wpg="http://schemas.microsoft.com/office/word/2010/wordprocessingGroup" xmlns:wpi="http://schemas.microsoft.com/office/word/2010/wordprocessingInk" xmlns:wne="http://schemas.microsoft.com/office/word/2006/wordml" xmlns:wps="http://schemas.microsoft.com/office/word/2010/wordprocessingShape" mc:Ignorable="w14 w15 w16se w16cid w16 w16cex w16sdtdh w16sdtfl w16du wp14">
   <w:body>
     <w:p>
       <w:pPr>
         <w:pStyle w:val="Heading1"/>
+        <w:rPr>
+          <w:rFonts w:ascii="Times New Roman" w:hAnsi="Times New Roman" w:cs="Times New Roman"/>
+        </w:rPr>
+      </w:pPr>
+      <w:proofErr w:type="spellStart"/>
+      <w:r>
+        <w:t>Presimulation</w:t>
+      </w:r>
+      <w:proofErr w:type="spellEnd"/>
+      <w:r>
+        <w:t xml:space="preserve"> Activity</w:t>
+      </w:r>
+      <w:r>
+        <w:t xml:space="preserve"> </w:t>
+      </w:r>
+      <w:r>
+        <w:t xml:space="preserve">2: </w:t>
+      </w:r>
+      <w:r>
+        <w:t>Describing the Phases of Healing</w:t>
+      </w:r>
+    </w:p>
+    <w:p>
+      <w:pPr>
         <w:spacing w:line="480" w:lineRule="auto"/>
         <w:rPr>
           <w:rFonts w:ascii="Times New Roman" w:hAnsi="Times New Roman" w:cs="Times New Roman"/>
@@ -13,31 +37,9 @@
       </w:pPr>
       <w:r>
         <w:rPr>
-          <w:rFonts w:ascii="Times New Roman" w:hAnsi="Times New Roman" w:cs="Times New Roman"/>
           <w:color w:val="000000"/>
         </w:rPr>
-        <w:t>Presimulation Activity</w:t>
-      </w:r>
-      <w:r>
-        <w:rPr>
-          <w:rFonts w:ascii="Times New Roman" w:hAnsi="Times New Roman" w:cs="Times New Roman"/>
-          <w:color w:val="000000"/>
-        </w:rPr>
-        <w:t xml:space="preserve"> </w:t>
-      </w:r>
-      <w:r>
-        <w:rPr>
-          <w:rFonts w:ascii="Times New Roman" w:hAnsi="Times New Roman" w:cs="Times New Roman"/>
-          <w:color w:val="000000"/>
-        </w:rPr>
-        <w:t xml:space="preserve">2: </w:t>
-      </w:r>
-      <w:r>
-        <w:rPr>
-          <w:rFonts w:ascii="Times New Roman" w:hAnsi="Times New Roman" w:cs="Times New Roman"/>
-          <w:color w:val="000000"/>
-        </w:rPr>
-        <w:t>Describing the Phases of Healing</w:t>
+        <w:t>In your own words, write down the four phases of healing (some people divide the phases into more or fewer phases). After this, find someone who is not familiar with the phases and describe them to that person using appropriate terminology. Have this person sign below. Next, find someone who is familiar with the phases of healing or is an HCP and explain it to them using appropriate terminology. Have this person sign below.</w:t>
       </w:r>
     </w:p>
     <w:p>
@@ -48,14 +50,6 @@
           <w:color w:val="000000"/>
         </w:rPr>
       </w:pPr>
-      <w:r>
-        <w:rPr>
-          <w:rFonts w:ascii="Times New Roman" w:hAnsi="Times New Roman" w:cs="Times New Roman"/>
-          <w:color w:val="000000"/>
-        </w:rPr>
-        <w:lastRenderedPageBreak/>
-        <w:t>In your own words, write down the four phases of healing (some people divide the phases into more or fewer phases). After this, find someone who is not familiar with the phases and describe them to that person using appropriate terminology. Have this person sign below. Next, find someone who is familiar with the phases of healing or is an HCP and explain it to them using appropriate terminology. Have this person sign below.</w:t>
-      </w:r>
     </w:p>
     <w:p>
       <w:pPr>
@@ -65,18 +59,8 @@
           <w:color w:val="000000"/>
         </w:rPr>
       </w:pPr>
-    </w:p>
-    <w:p>
-      <w:pPr>
-        <w:spacing w:line="480" w:lineRule="auto"/>
-        <w:rPr>
-          <w:rFonts w:ascii="Times New Roman" w:hAnsi="Times New Roman" w:cs="Times New Roman"/>
-          <w:color w:val="000000"/>
-        </w:rPr>
-      </w:pPr>
       <w:r>
         <w:rPr>
-          <w:rFonts w:ascii="Times New Roman" w:hAnsi="Times New Roman" w:cs="Times New Roman"/>
           <w:color w:val="000000"/>
         </w:rPr>
         <w:t>Written description of the phases of healing:</w:t>
@@ -84,61 +68,42 @@
     </w:p>
     <w:p>
       <w:pPr>
+        <w:pStyle w:val="Subtitle"/>
+      </w:pPr>
+    </w:p>
+    <w:p>
+      <w:pPr>
+        <w:pStyle w:val="Subtitle"/>
+      </w:pPr>
+      <w:r>
+        <w:rPr>
+          <w:rFonts w:eastAsia="Aptos" w:cs="Aptos"/>
+        </w:rPr>
+        <w:t>Non-</w:t>
+      </w:r>
+      <w:r>
+        <w:rPr>
+          <w:rFonts w:eastAsia="Aptos" w:cs="Aptos"/>
+        </w:rPr>
+        <w:t>H</w:t>
+      </w:r>
+      <w:r>
+        <w:rPr>
+          <w:rFonts w:eastAsia="Aptos" w:cs="Aptos"/>
+        </w:rPr>
+        <w:t>ealth Care Provider</w:t>
+      </w:r>
+    </w:p>
+    <w:p>
+      <w:pPr>
         <w:spacing w:line="480" w:lineRule="auto"/>
         <w:rPr>
           <w:rFonts w:ascii="Times New Roman" w:hAnsi="Times New Roman" w:cs="Times New Roman"/>
           <w:color w:val="000000"/>
         </w:rPr>
       </w:pPr>
-    </w:p>
-    <w:p>
-      <w:pPr>
-        <w:spacing w:line="480" w:lineRule="auto"/>
-        <w:rPr>
-          <w:rFonts w:ascii="Times New Roman" w:hAnsi="Times New Roman" w:cs="Times New Roman"/>
-          <w:color w:val="000000"/>
-        </w:rPr>
-      </w:pPr>
       <w:r>
         <w:rPr>
-          <w:rFonts w:ascii="Times New Roman" w:hAnsi="Times New Roman" w:cs="Times New Roman"/>
-          <w:color w:val="000000"/>
-        </w:rPr>
-        <w:t/>
-      </w:r>
-      <w:r>
-        <w:rPr>
-          <w:rFonts w:ascii="Times New Roman" w:hAnsi="Times New Roman" w:cs="Times New Roman"/>
-          <w:color w:val="000000"/>
-        </w:rPr>
-        <w:t>Non-</w:t>
-      </w:r>
-      <w:r>
-        <w:rPr>
-          <w:rFonts w:ascii="Times New Roman" w:hAnsi="Times New Roman" w:cs="Times New Roman"/>
-          <w:color w:val="000000"/>
-        </w:rPr>
-        <w:t>H</w:t>
-      </w:r>
-      <w:r>
-        <w:rPr>
-          <w:rFonts w:ascii="Times New Roman" w:hAnsi="Times New Roman" w:cs="Times New Roman"/>
-          <w:color w:val="000000"/>
-        </w:rPr>
-        <w:t>ealth Care Provider</w:t>
-      </w:r>
-    </w:p>
-    <w:p>
-      <w:pPr>
-        <w:spacing w:line="480" w:lineRule="auto"/>
-        <w:rPr>
-          <w:rFonts w:ascii="Times New Roman" w:hAnsi="Times New Roman" w:cs="Times New Roman"/>
-          <w:color w:val="000000"/>
-        </w:rPr>
-      </w:pPr>
-      <w:r>
-        <w:rPr>
-          <w:rFonts w:ascii="Times New Roman" w:hAnsi="Times New Roman" w:cs="Times New Roman"/>
           <w:color w:val="000000"/>
         </w:rPr>
         <w:t>I understood the explanation of the phases of healing.</w:t>
@@ -152,10 +117,10 @@
         <w:tblLook w:val="04A0" w:firstRow="1" w:lastRow="0" w:firstColumn="1" w:lastColumn="0" w:noHBand="0" w:noVBand="1"/>
       </w:tblPr>
       <w:tblGrid>
-        <w:gridCol w:w="805"/>
-        <w:gridCol w:w="3710"/>
-        <w:gridCol w:w="1121"/>
-        <w:gridCol w:w="3714"/>
+        <w:gridCol w:w="855"/>
+        <w:gridCol w:w="3656"/>
+        <w:gridCol w:w="1180"/>
+        <w:gridCol w:w="3659"/>
       </w:tblGrid>
       <w:tr>
         <w:trPr>
@@ -189,7 +154,6 @@
             </w:pPr>
             <w:r>
               <w:rPr>
-                <w:rFonts w:ascii="Times New Roman" w:hAnsi="Times New Roman" w:cs="Times New Roman"/>
                 <w:color w:val="000000"/>
               </w:rPr>
               <w:t>Name:</w:t>
@@ -212,7 +176,6 @@
             </w:pPr>
             <w:r>
               <w:rPr>
-                <w:rFonts w:ascii="Times New Roman" w:hAnsi="Times New Roman" w:cs="Times New Roman"/>
                 <w:color w:val="000000"/>
               </w:rPr>
               <w:t>Date:</w:t>
@@ -274,7 +237,6 @@
             </w:pPr>
             <w:r>
               <w:rPr>
-                <w:rFonts w:ascii="Times New Roman" w:hAnsi="Times New Roman" w:cs="Times New Roman"/>
                 <w:color w:val="000000"/>
               </w:rPr>
               <w:t>Signature:</w:t>
@@ -407,6 +369,17 @@
     </w:p>
     <w:p>
       <w:pPr>
+        <w:pStyle w:val="Subtitle"/>
+        <w:rPr>
+          <w:rFonts w:ascii="Times New Roman" w:hAnsi="Times New Roman" w:cs="Times New Roman"/>
+        </w:rPr>
+      </w:pPr>
+      <w:r>
+        <w:t>Health Care Provider</w:t>
+      </w:r>
+    </w:p>
+    <w:p>
+      <w:pPr>
         <w:spacing w:line="480" w:lineRule="auto"/>
         <w:rPr>
           <w:rFonts w:ascii="Times New Roman" w:hAnsi="Times New Roman" w:cs="Times New Roman"/>
@@ -415,30 +388,6 @@
       </w:pPr>
       <w:r>
         <w:rPr>
-          <w:rFonts w:ascii="Times New Roman" w:hAnsi="Times New Roman" w:cs="Times New Roman"/>
-          <w:color w:val="000000"/>
-        </w:rPr>
-        <w:t/>
-      </w:r>
-      <w:r>
-        <w:rPr>
-          <w:rFonts w:ascii="Times New Roman" w:hAnsi="Times New Roman" w:cs="Times New Roman"/>
-          <w:color w:val="000000"/>
-        </w:rPr>
-        <w:t>Health Care Provider</w:t>
-      </w:r>
-    </w:p>
-    <w:p>
-      <w:pPr>
-        <w:spacing w:line="480" w:lineRule="auto"/>
-        <w:rPr>
-          <w:rFonts w:ascii="Times New Roman" w:hAnsi="Times New Roman" w:cs="Times New Roman"/>
-          <w:color w:val="000000"/>
-        </w:rPr>
-      </w:pPr>
-      <w:r>
-        <w:rPr>
-          <w:rFonts w:ascii="Times New Roman" w:hAnsi="Times New Roman" w:cs="Times New Roman"/>
           <w:color w:val="000000"/>
         </w:rPr>
         <w:t>The phases of healing were explained to me in terms appropriate for an HCP.</w:t>
@@ -452,10 +401,10 @@
         <w:tblLook w:val="04A0" w:firstRow="1" w:lastRow="0" w:firstColumn="1" w:lastColumn="0" w:noHBand="0" w:noVBand="1"/>
       </w:tblPr>
       <w:tblGrid>
-        <w:gridCol w:w="805"/>
-        <w:gridCol w:w="3710"/>
-        <w:gridCol w:w="1121"/>
-        <w:gridCol w:w="3714"/>
+        <w:gridCol w:w="855"/>
+        <w:gridCol w:w="3656"/>
+        <w:gridCol w:w="1180"/>
+        <w:gridCol w:w="3659"/>
       </w:tblGrid>
       <w:tr>
         <w:trPr>
@@ -489,7 +438,6 @@
             </w:pPr>
             <w:r>
               <w:rPr>
-                <w:rFonts w:ascii="Times New Roman" w:hAnsi="Times New Roman" w:cs="Times New Roman"/>
                 <w:color w:val="000000"/>
               </w:rPr>
               <w:t>Name:</w:t>
@@ -512,7 +460,6 @@
             </w:pPr>
             <w:r>
               <w:rPr>
-                <w:rFonts w:ascii="Times New Roman" w:hAnsi="Times New Roman" w:cs="Times New Roman"/>
                 <w:color w:val="000000"/>
               </w:rPr>
               <w:t>Date:</w:t>
@@ -574,7 +521,6 @@
             </w:pPr>
             <w:r>
               <w:rPr>
-                <w:rFonts w:ascii="Times New Roman" w:hAnsi="Times New Roman" w:cs="Times New Roman"/>
                 <w:color w:val="000000"/>
               </w:rPr>
               <w:t>Signature:</w:t>
@@ -696,6 +642,7 @@
         </w:tc>
       </w:tr>
     </w:tbl>
+    <w:p/>
     <w:sectPr>
       <w:footerReference w:type="default" r:id="rId7"/>
       <w:pgSz w:w="12240" w:h="15840"/>
@@ -708,7 +655,7 @@
 </file>
 
 <file path=word/endnotes.xml><?xml version="1.0" encoding="utf-8"?>
-<w:endnotes xmlns:wpc="http://schemas.microsoft.com/office/word/2010/wordprocessingCanvas" xmlns:cx="http://schemas.microsoft.com/office/drawing/2014/chartex" xmlns:cx1="http://schemas.microsoft.com/office/drawing/2015/9/8/chartex" xmlns:cx2="http://schemas.microsoft.com/office/drawing/2015/10/21/chartex" xmlns:cx3="http://schemas.microsoft.com/office/drawing/2016/5/9/chartex" xmlns:cx4="http://schemas.microsoft.com/office/drawing/2016/5/10/chartex" xmlns:cx5="http://schemas.microsoft.com/office/drawing/2016/5/11/chartex" xmlns:cx6="http://schemas.microsoft.com/office/drawing/2016/5/12/chartex" xmlns:cx7="http://schemas.microsoft.com/office/drawing/2016/5/13/chartex" xmlns:cx8="http://schemas.microsoft.com/office/drawing/2016/5/14/chartex" xmlns:mc="http://schemas.openxmlformats.org/markup-compatibility/2006" xmlns:aink="http://schemas.microsoft.com/office/drawing/2016/ink" xmlns:am3d="http://schemas.microsoft.com/office/drawing/2017/model3d" xmlns:o="urn:schemas-microsoft-com:office:office" xmlns:oel="http://schemas.microsoft.com/office/2019/extlst" xmlns:r="http://schemas.openxmlformats.org/officeDocument/2006/relationships" xmlns:m="http://schemas.openxmlformats.org/officeDocument/2006/math" xmlns:v="urn:schemas-microsoft-com:vml" xmlns:wp14="http://schemas.microsoft.com/office/word/2010/wordprocessingDrawing" xmlns:wp="http://schemas.openxmlformats.org/drawingml/2006/wordprocessingDrawing" xmlns:w10="urn:schemas-microsoft-com:office:word" xmlns:w="http://schemas.openxmlformats.org/wordprocessingml/2006/main" xmlns:w14="http://schemas.microsoft.com/office/word/2010/wordml" xmlns:w15="http://schemas.microsoft.com/office/word/2012/wordml" xmlns:w16cex="http://schemas.microsoft.com/office/word/2018/wordml/cex" xmlns:w16cid="http://schemas.microsoft.com/office/word/2016/wordml/cid" xmlns:w16="http://schemas.microsoft.com/office/word/2018/wordml" xmlns:w16du="http://schemas.microsoft.com/office/word/2023/wordml/word16du" xmlns:w16sdtdh="http://schemas.microsoft.com/office/word/2020/wordml/sdtdatahash" xmlns:w16sdtfl="http://schemas.microsoft.com/office/word/2024/wordml/sdtformatlock" xmlns:w16se="http://schemas.microsoft.com/office/word/2015/wordml/symex" xmlns:wpg="http://schemas.microsoft.com/office/word/2010/wordprocessingGroup" xmlns:wpi="http://schemas.microsoft.com/office/word/2010/wordprocessingInk" xmlns:wne="http://schemas.microsoft.com/office/word/2006/wordml" xmlns:wps="http://schemas.microsoft.com/office/word/2010/wordprocessingShape" mc:Ignorable="w14 w15 w16se w16cid w16 w16cex w16sdtdh w16sdtfl w16du wp14">
+<w:endnotes xmlns:wpc="http://schemas.microsoft.com/office/word/2010/wordprocessingCanvas" xmlns:cx="http://schemas.microsoft.com/office/drawing/2014/chartex" xmlns:cx1="http://schemas.microsoft.com/office/drawing/2015/9/8/chartex" xmlns:cx2="http://schemas.microsoft.com/office/drawing/2015/10/21/chartex" xmlns:cx3="http://schemas.microsoft.com/office/drawing/2016/5/9/chartex" xmlns:cx4="http://schemas.microsoft.com/office/drawing/2016/5/10/chartex" xmlns:cx5="http://schemas.microsoft.com/office/drawing/2016/5/11/chartex" xmlns:cx6="http://schemas.microsoft.com/office/drawing/2016/5/12/chartex" xmlns:cx7="http://schemas.microsoft.com/office/drawing/2016/5/13/chartex" xmlns:cx8="http://schemas.microsoft.com/office/drawing/2016/5/14/chartex" xmlns:mc="http://schemas.openxmlformats.org/markup-compatibility/2006" xmlns:aink="http://schemas.microsoft.com/office/drawing/2016/ink" xmlns:am3d="http://schemas.microsoft.com/office/drawing/2017/model3d" xmlns:o="urn:schemas-microsoft-com:office:office" xmlns:oel="http://schemas.microsoft.com/office/2019/extlst" xmlns:r="http://schemas.openxmlformats.org/officeDocument/2006/relationships" xmlns:m="http://schemas.openxmlformats.org/officeDocument/2006/math" xmlns:v="urn:schemas-microsoft-com:vml" xmlns:wp14="http://schemas.microsoft.com/office/word/2010/wordprocessingDrawing" xmlns:wp="http://schemas.openxmlformats.org/drawingml/2006/wordprocessingDrawing" xmlns:w10="urn:schemas-microsoft-com:office:word" xmlns:w="http://schemas.openxmlformats.org/wordprocessingml/2006/main" xmlns:w14="http://schemas.microsoft.com/office/word/2010/wordml" xmlns:w15="http://schemas.microsoft.com/office/word/2012/wordml" xmlns:w16cei="http://schemas.microsoft.com/office/word/2026/wordml/cei" xmlns:w16cex="http://schemas.microsoft.com/office/word/2018/wordml/cex" xmlns:w16cid="http://schemas.microsoft.com/office/word/2016/wordml/cid" xmlns:w16="http://schemas.microsoft.com/office/word/2018/wordml" xmlns:w16du="http://schemas.microsoft.com/office/word/2023/wordml/word16du" xmlns:w16sdtdh="http://schemas.microsoft.com/office/word/2020/wordml/sdtdatahash" xmlns:w16sdtfl="http://schemas.microsoft.com/office/word/2024/wordml/sdtformatlock" xmlns:w16se="http://schemas.microsoft.com/office/word/2015/wordml/symex" xmlns:wpg="http://schemas.microsoft.com/office/word/2010/wordprocessingGroup" xmlns:wpi="http://schemas.microsoft.com/office/word/2010/wordprocessingInk" xmlns:wne="http://schemas.microsoft.com/office/word/2006/wordml" xmlns:wps="http://schemas.microsoft.com/office/word/2010/wordprocessingShape" mc:Ignorable="w14 w15 w16se w16cid w16 w16cex w16sdtdh w16sdtfl w16du wp14">
   <w:endnote w:type="separator" w:id="-1">
     <w:p>
       <w:r>
@@ -727,26 +674,46 @@
 </file>
 
 <file path=word/footer1.xml><?xml version="1.0" encoding="utf-8"?>
-<w:ftr xmlns:wpc="http://schemas.microsoft.com/office/word/2010/wordprocessingCanvas" xmlns:cx="http://schemas.microsoft.com/office/drawing/2014/chartex" xmlns:cx1="http://schemas.microsoft.com/office/drawing/2015/9/8/chartex" xmlns:cx2="http://schemas.microsoft.com/office/drawing/2015/10/21/chartex" xmlns:cx3="http://schemas.microsoft.com/office/drawing/2016/5/9/chartex" xmlns:cx4="http://schemas.microsoft.com/office/drawing/2016/5/10/chartex" xmlns:cx5="http://schemas.microsoft.com/office/drawing/2016/5/11/chartex" xmlns:cx6="http://schemas.microsoft.com/office/drawing/2016/5/12/chartex" xmlns:cx7="http://schemas.microsoft.com/office/drawing/2016/5/13/chartex" xmlns:cx8="http://schemas.microsoft.com/office/drawing/2016/5/14/chartex" xmlns:mc="http://schemas.openxmlformats.org/markup-compatibility/2006" xmlns:aink="http://schemas.microsoft.com/office/drawing/2016/ink" xmlns:am3d="http://schemas.microsoft.com/office/drawing/2017/model3d" xmlns:o="urn:schemas-microsoft-com:office:office" xmlns:oel="http://schemas.microsoft.com/office/2019/extlst" xmlns:r="http://schemas.openxmlformats.org/officeDocument/2006/relationships" xmlns:m="http://schemas.openxmlformats.org/officeDocument/2006/math" xmlns:v="urn:schemas-microsoft-com:vml" xmlns:wp14="http://schemas.microsoft.com/office/word/2010/wordprocessingDrawing" xmlns:wp="http://schemas.openxmlformats.org/drawingml/2006/wordprocessingDrawing" xmlns:w10="urn:schemas-microsoft-com:office:word" xmlns:w="http://schemas.openxmlformats.org/wordprocessingml/2006/main" xmlns:w14="http://schemas.microsoft.com/office/word/2010/wordml" xmlns:w15="http://schemas.microsoft.com/office/word/2012/wordml" xmlns:w16cex="http://schemas.microsoft.com/office/word/2018/wordml/cex" xmlns:w16cid="http://schemas.microsoft.com/office/word/2016/wordml/cid" xmlns:w16="http://schemas.microsoft.com/office/word/2018/wordml" xmlns:w16du="http://schemas.microsoft.com/office/word/2023/wordml/word16du" xmlns:w16sdtdh="http://schemas.microsoft.com/office/word/2020/wordml/sdtdatahash" xmlns:w16sdtfl="http://schemas.microsoft.com/office/word/2024/wordml/sdtformatlock" xmlns:w16se="http://schemas.microsoft.com/office/word/2015/wordml/symex" xmlns:wpg="http://schemas.microsoft.com/office/word/2010/wordprocessingGroup" xmlns:wpi="http://schemas.microsoft.com/office/word/2010/wordprocessingInk" xmlns:wne="http://schemas.microsoft.com/office/word/2006/wordml" xmlns:wps="http://schemas.microsoft.com/office/word/2010/wordprocessingShape" mc:Ignorable="w14 w15 w16se w16cid w16 w16cex w16sdtdh w16sdtfl w16du wp14">
+<w:ftr xmlns:wpc="http://schemas.microsoft.com/office/word/2010/wordprocessingCanvas" xmlns:cx="http://schemas.microsoft.com/office/drawing/2014/chartex" xmlns:cx1="http://schemas.microsoft.com/office/drawing/2015/9/8/chartex" xmlns:cx2="http://schemas.microsoft.com/office/drawing/2015/10/21/chartex" xmlns:cx3="http://schemas.microsoft.com/office/drawing/2016/5/9/chartex" xmlns:cx4="http://schemas.microsoft.com/office/drawing/2016/5/10/chartex" xmlns:cx5="http://schemas.microsoft.com/office/drawing/2016/5/11/chartex" xmlns:cx6="http://schemas.microsoft.com/office/drawing/2016/5/12/chartex" xmlns:cx7="http://schemas.microsoft.com/office/drawing/2016/5/13/chartex" xmlns:cx8="http://schemas.microsoft.com/office/drawing/2016/5/14/chartex" xmlns:mc="http://schemas.openxmlformats.org/markup-compatibility/2006" xmlns:aink="http://schemas.microsoft.com/office/drawing/2016/ink" xmlns:am3d="http://schemas.microsoft.com/office/drawing/2017/model3d" xmlns:o="urn:schemas-microsoft-com:office:office" xmlns:oel="http://schemas.microsoft.com/office/2019/extlst" xmlns:r="http://schemas.openxmlformats.org/officeDocument/2006/relationships" xmlns:m="http://schemas.openxmlformats.org/officeDocument/2006/math" xmlns:v="urn:schemas-microsoft-com:vml" xmlns:wp14="http://schemas.microsoft.com/office/word/2010/wordprocessingDrawing" xmlns:wp="http://schemas.openxmlformats.org/drawingml/2006/wordprocessingDrawing" xmlns:w10="urn:schemas-microsoft-com:office:word" xmlns:w="http://schemas.openxmlformats.org/wordprocessingml/2006/main" xmlns:w14="http://schemas.microsoft.com/office/word/2010/wordml" xmlns:w15="http://schemas.microsoft.com/office/word/2012/wordml" xmlns:w16cei="http://schemas.microsoft.com/office/word/2026/wordml/cei" xmlns:w16cex="http://schemas.microsoft.com/office/word/2018/wordml/cex" xmlns:w16cid="http://schemas.microsoft.com/office/word/2016/wordml/cid" xmlns:w16="http://schemas.microsoft.com/office/word/2018/wordml" xmlns:w16du="http://schemas.microsoft.com/office/word/2023/wordml/word16du" xmlns:w16sdtdh="http://schemas.microsoft.com/office/word/2020/wordml/sdtdatahash" xmlns:w16sdtfl="http://schemas.microsoft.com/office/word/2024/wordml/sdtformatlock" xmlns:w16se="http://schemas.microsoft.com/office/word/2015/wordml/symex" xmlns:wpg="http://schemas.microsoft.com/office/word/2010/wordprocessingGroup" xmlns:wpi="http://schemas.microsoft.com/office/word/2010/wordprocessingInk" xmlns:wne="http://schemas.microsoft.com/office/word/2006/wordml" xmlns:wps="http://schemas.microsoft.com/office/word/2010/wordprocessingShape" mc:Ignorable="w14 w15 w16se w16cid w16 w16cex w16sdtdh w16sdtfl w16du wp14">
   <w:p>
     <w:pPr>
-      <w:pStyle w:val="BodyText"/>
-      <w:spacing w:line="14" w:lineRule="auto"/>
-      <w:jc w:val="left"/>
       <w:rPr>
         <w:sz w:val="20"/>
       </w:rPr>
     </w:pPr>
     <w:r>
+      <w:rPr>
+        <w:sz w:val="18"/>
+      </w:rPr>
       <w:t xml:space="preserve">From J.M. Larson and H.L. Stedge, </w:t>
     </w:r>
     <w:r>
       <w:rPr>
         <w:i/>
-      </w:rPr>
-      <w:t>Clinical Simulations for the Athletic Trainer HKPropel Access</w:t>
+        <w:sz w:val="18"/>
+      </w:rPr>
+      <w:t xml:space="preserve">Clinical Simulations for the Athletic Trainer </w:t>
+    </w:r>
+    <w:proofErr w:type="spellStart"/>
+    <w:r>
+      <w:rPr>
+        <w:i/>
+        <w:sz w:val="18"/>
+      </w:rPr>
+      <w:t>HKPropel</w:t>
+    </w:r>
+    <w:proofErr w:type="spellEnd"/>
+    <w:r>
+      <w:rPr>
+        <w:i/>
+        <w:sz w:val="18"/>
+      </w:rPr>
+      <w:t xml:space="preserve"> Access</w:t>
     </w:r>
     <w:r>
+      <w:rPr>
+        <w:sz w:val="18"/>
+      </w:rPr>
       <w:t xml:space="preserve"> (Human Kinetics, 2027).</w:t>
     </w:r>
   </w:p>
@@ -754,7 +721,7 @@
 </file>
 
 <file path=word/footnotes.xml><?xml version="1.0" encoding="utf-8"?>
-<w:footnotes xmlns:wpc="http://schemas.microsoft.com/office/word/2010/wordprocessingCanvas" xmlns:cx="http://schemas.microsoft.com/office/drawing/2014/chartex" xmlns:cx1="http://schemas.microsoft.com/office/drawing/2015/9/8/chartex" xmlns:cx2="http://schemas.microsoft.com/office/drawing/2015/10/21/chartex" xmlns:cx3="http://schemas.microsoft.com/office/drawing/2016/5/9/chartex" xmlns:cx4="http://schemas.microsoft.com/office/drawing/2016/5/10/chartex" xmlns:cx5="http://schemas.microsoft.com/office/drawing/2016/5/11/chartex" xmlns:cx6="http://schemas.microsoft.com/office/drawing/2016/5/12/chartex" xmlns:cx7="http://schemas.microsoft.com/office/drawing/2016/5/13/chartex" xmlns:cx8="http://schemas.microsoft.com/office/drawing/2016/5/14/chartex" xmlns:mc="http://schemas.openxmlformats.org/markup-compatibility/2006" xmlns:aink="http://schemas.microsoft.com/office/drawing/2016/ink" xmlns:am3d="http://schemas.microsoft.com/office/drawing/2017/model3d" xmlns:o="urn:schemas-microsoft-com:office:office" xmlns:oel="http://schemas.microsoft.com/office/2019/extlst" xmlns:r="http://schemas.openxmlformats.org/officeDocument/2006/relationships" xmlns:m="http://schemas.openxmlformats.org/officeDocument/2006/math" xmlns:v="urn:schemas-microsoft-com:vml" xmlns:wp14="http://schemas.microsoft.com/office/word/2010/wordprocessingDrawing" xmlns:wp="http://schemas.openxmlformats.org/drawingml/2006/wordprocessingDrawing" xmlns:w10="urn:schemas-microsoft-com:office:word" xmlns:w="http://schemas.openxmlformats.org/wordprocessingml/2006/main" xmlns:w14="http://schemas.microsoft.com/office/word/2010/wordml" xmlns:w15="http://schemas.microsoft.com/office/word/2012/wordml" xmlns:w16cex="http://schemas.microsoft.com/office/word/2018/wordml/cex" xmlns:w16cid="http://schemas.microsoft.com/office/word/2016/wordml/cid" xmlns:w16="http://schemas.microsoft.com/office/word/2018/wordml" xmlns:w16du="http://schemas.microsoft.com/office/word/2023/wordml/word16du" xmlns:w16sdtdh="http://schemas.microsoft.com/office/word/2020/wordml/sdtdatahash" xmlns:w16sdtfl="http://schemas.microsoft.com/office/word/2024/wordml/sdtformatlock" xmlns:w16se="http://schemas.microsoft.com/office/word/2015/wordml/symex" xmlns:wpg="http://schemas.microsoft.com/office/word/2010/wordprocessingGroup" xmlns:wpi="http://schemas.microsoft.com/office/word/2010/wordprocessingInk" xmlns:wne="http://schemas.microsoft.com/office/word/2006/wordml" xmlns:wps="http://schemas.microsoft.com/office/word/2010/wordprocessingShape" mc:Ignorable="w14 w15 w16se w16cid w16 w16cex w16sdtdh w16sdtfl w16du wp14">
+<w:footnotes xmlns:wpc="http://schemas.microsoft.com/office/word/2010/wordprocessingCanvas" xmlns:cx="http://schemas.microsoft.com/office/drawing/2014/chartex" xmlns:cx1="http://schemas.microsoft.com/office/drawing/2015/9/8/chartex" xmlns:cx2="http://schemas.microsoft.com/office/drawing/2015/10/21/chartex" xmlns:cx3="http://schemas.microsoft.com/office/drawing/2016/5/9/chartex" xmlns:cx4="http://schemas.microsoft.com/office/drawing/2016/5/10/chartex" xmlns:cx5="http://schemas.microsoft.com/office/drawing/2016/5/11/chartex" xmlns:cx6="http://schemas.microsoft.com/office/drawing/2016/5/12/chartex" xmlns:cx7="http://schemas.microsoft.com/office/drawing/2016/5/13/chartex" xmlns:cx8="http://schemas.microsoft.com/office/drawing/2016/5/14/chartex" xmlns:mc="http://schemas.openxmlformats.org/markup-compatibility/2006" xmlns:aink="http://schemas.microsoft.com/office/drawing/2016/ink" xmlns:am3d="http://schemas.microsoft.com/office/drawing/2017/model3d" xmlns:o="urn:schemas-microsoft-com:office:office" xmlns:oel="http://schemas.microsoft.com/office/2019/extlst" xmlns:r="http://schemas.openxmlformats.org/officeDocument/2006/relationships" xmlns:m="http://schemas.openxmlformats.org/officeDocument/2006/math" xmlns:v="urn:schemas-microsoft-com:vml" xmlns:wp14="http://schemas.microsoft.com/office/word/2010/wordprocessingDrawing" xmlns:wp="http://schemas.openxmlformats.org/drawingml/2006/wordprocessingDrawing" xmlns:w10="urn:schemas-microsoft-com:office:word" xmlns:w="http://schemas.openxmlformats.org/wordprocessingml/2006/main" xmlns:w14="http://schemas.microsoft.com/office/word/2010/wordml" xmlns:w15="http://schemas.microsoft.com/office/word/2012/wordml" xmlns:w16cei="http://schemas.microsoft.com/office/word/2026/wordml/cei" xmlns:w16cex="http://schemas.microsoft.com/office/word/2018/wordml/cex" xmlns:w16cid="http://schemas.microsoft.com/office/word/2016/wordml/cid" xmlns:w16="http://schemas.microsoft.com/office/word/2018/wordml" xmlns:w16du="http://schemas.microsoft.com/office/word/2023/wordml/word16du" xmlns:w16sdtdh="http://schemas.microsoft.com/office/word/2020/wordml/sdtdatahash" xmlns:w16sdtfl="http://schemas.microsoft.com/office/word/2024/wordml/sdtformatlock" xmlns:w16se="http://schemas.microsoft.com/office/word/2015/wordml/symex" xmlns:wpg="http://schemas.microsoft.com/office/word/2010/wordprocessingGroup" xmlns:wpi="http://schemas.microsoft.com/office/word/2010/wordprocessingInk" xmlns:wne="http://schemas.microsoft.com/office/word/2006/wordml" xmlns:wps="http://schemas.microsoft.com/office/word/2010/wordprocessingShape" mc:Ignorable="w14 w15 w16se w16cid w16 w16cex w16sdtdh w16sdtfl w16du wp14">
   <w:footnote w:type="separator" w:id="-1">
     <w:p>
       <w:r>
@@ -773,7 +740,7 @@
 </file>
 
 <file path=word/numbering.xml><?xml version="1.0" encoding="utf-8"?>
-<w:numbering xmlns:wpc="http://schemas.microsoft.com/office/word/2010/wordprocessingCanvas" xmlns:cx="http://schemas.microsoft.com/office/drawing/2014/chartex" xmlns:cx1="http://schemas.microsoft.com/office/drawing/2015/9/8/chartex" xmlns:cx2="http://schemas.microsoft.com/office/drawing/2015/10/21/chartex" xmlns:cx3="http://schemas.microsoft.com/office/drawing/2016/5/9/chartex" xmlns:cx4="http://schemas.microsoft.com/office/drawing/2016/5/10/chartex" xmlns:cx5="http://schemas.microsoft.com/office/drawing/2016/5/11/chartex" xmlns:cx6="http://schemas.microsoft.com/office/drawing/2016/5/12/chartex" xmlns:cx7="http://schemas.microsoft.com/office/drawing/2016/5/13/chartex" xmlns:cx8="http://schemas.microsoft.com/office/drawing/2016/5/14/chartex" xmlns:mc="http://schemas.openxmlformats.org/markup-compatibility/2006" xmlns:aink="http://schemas.microsoft.com/office/drawing/2016/ink" xmlns:am3d="http://schemas.microsoft.com/office/drawing/2017/model3d" xmlns:o="urn:schemas-microsoft-com:office:office" xmlns:oel="http://schemas.microsoft.com/office/2019/extlst" xmlns:r="http://schemas.openxmlformats.org/officeDocument/2006/relationships" xmlns:m="http://schemas.openxmlformats.org/officeDocument/2006/math" xmlns:v="urn:schemas-microsoft-com:vml" xmlns:wp14="http://schemas.microsoft.com/office/word/2010/wordprocessingDrawing" xmlns:wp="http://schemas.openxmlformats.org/drawingml/2006/wordprocessingDrawing" xmlns:w10="urn:schemas-microsoft-com:office:word" xmlns:w="http://schemas.openxmlformats.org/wordprocessingml/2006/main" xmlns:w14="http://schemas.microsoft.com/office/word/2010/wordml" xmlns:w15="http://schemas.microsoft.com/office/word/2012/wordml" xmlns:w16cex="http://schemas.microsoft.com/office/word/2018/wordml/cex" xmlns:w16cid="http://schemas.microsoft.com/office/word/2016/wordml/cid" xmlns:w16="http://schemas.microsoft.com/office/word/2018/wordml" xmlns:w16du="http://schemas.microsoft.com/office/word/2023/wordml/word16du" xmlns:w16sdtdh="http://schemas.microsoft.com/office/word/2020/wordml/sdtdatahash" xmlns:w16sdtfl="http://schemas.microsoft.com/office/word/2024/wordml/sdtformatlock" xmlns:w16se="http://schemas.microsoft.com/office/word/2015/wordml/symex" xmlns:wpg="http://schemas.microsoft.com/office/word/2010/wordprocessingGroup" xmlns:wpi="http://schemas.microsoft.com/office/word/2010/wordprocessingInk" xmlns:wne="http://schemas.microsoft.com/office/word/2006/wordml" xmlns:wps="http://schemas.microsoft.com/office/word/2010/wordprocessingShape" mc:Ignorable="w14 w15 w16se w16cid w16 w16cex w16sdtdh w16sdtfl w16du wp14">
+<w:numbering xmlns:wpc="http://schemas.microsoft.com/office/word/2010/wordprocessingCanvas" xmlns:cx="http://schemas.microsoft.com/office/drawing/2014/chartex" xmlns:cx1="http://schemas.microsoft.com/office/drawing/2015/9/8/chartex" xmlns:cx2="http://schemas.microsoft.com/office/drawing/2015/10/21/chartex" xmlns:cx3="http://schemas.microsoft.com/office/drawing/2016/5/9/chartex" xmlns:cx4="http://schemas.microsoft.com/office/drawing/2016/5/10/chartex" xmlns:cx5="http://schemas.microsoft.com/office/drawing/2016/5/11/chartex" xmlns:cx6="http://schemas.microsoft.com/office/drawing/2016/5/12/chartex" xmlns:cx7="http://schemas.microsoft.com/office/drawing/2016/5/13/chartex" xmlns:cx8="http://schemas.microsoft.com/office/drawing/2016/5/14/chartex" xmlns:mc="http://schemas.openxmlformats.org/markup-compatibility/2006" xmlns:aink="http://schemas.microsoft.com/office/drawing/2016/ink" xmlns:am3d="http://schemas.microsoft.com/office/drawing/2017/model3d" xmlns:o="urn:schemas-microsoft-com:office:office" xmlns:oel="http://schemas.microsoft.com/office/2019/extlst" xmlns:r="http://schemas.openxmlformats.org/officeDocument/2006/relationships" xmlns:m="http://schemas.openxmlformats.org/officeDocument/2006/math" xmlns:v="urn:schemas-microsoft-com:vml" xmlns:wp14="http://schemas.microsoft.com/office/word/2010/wordprocessingDrawing" xmlns:wp="http://schemas.openxmlformats.org/drawingml/2006/wordprocessingDrawing" xmlns:w10="urn:schemas-microsoft-com:office:word" xmlns:w="http://schemas.openxmlformats.org/wordprocessingml/2006/main" xmlns:w14="http://schemas.microsoft.com/office/word/2010/wordml" xmlns:w15="http://schemas.microsoft.com/office/word/2012/wordml" xmlns:w16cei="http://schemas.microsoft.com/office/word/2026/wordml/cei" xmlns:w16cex="http://schemas.microsoft.com/office/word/2018/wordml/cex" xmlns:w16cid="http://schemas.microsoft.com/office/word/2016/wordml/cid" xmlns:w16="http://schemas.microsoft.com/office/word/2018/wordml" xmlns:w16du="http://schemas.microsoft.com/office/word/2023/wordml/word16du" xmlns:w16sdtdh="http://schemas.microsoft.com/office/word/2020/wordml/sdtdatahash" xmlns:w16sdtfl="http://schemas.microsoft.com/office/word/2024/wordml/sdtformatlock" xmlns:w16se="http://schemas.microsoft.com/office/word/2015/wordml/symex" xmlns:wpg="http://schemas.microsoft.com/office/word/2010/wordprocessingGroup" xmlns:wpi="http://schemas.microsoft.com/office/word/2010/wordprocessingInk" xmlns:wne="http://schemas.microsoft.com/office/word/2006/wordml" xmlns:wps="http://schemas.microsoft.com/office/word/2010/wordprocessingShape" mc:Ignorable="w14 w15 w16se w16cid w16 w16cex w16sdtdh w16sdtfl w16du wp14">
   <w:abstractNum w:abstractNumId="0" w15:restartNumberingAfterBreak="0">
     <w:nsid w:val="89321F4C"/>
     <w:multiLevelType w:val="hybridMultilevel"/>
@@ -3081,6 +3048,9 @@
     <w:name w:val="Normal"/>
     <w:qFormat/>
     <w:rsid w:val="009C7546"/>
+    <w:rPr>
+      <w:rFonts w:ascii="Aptos" w:eastAsia="Aptos" w:hAnsi="Aptos" w:cs="Aptos"/>
+    </w:rPr>
   </w:style>
   <w:style w:type="paragraph" w:styleId="Heading1">
     <w:name w:val="heading 1"/>
@@ -3109,7 +3079,6 @@
     <w:next w:val="Normal"/>
     <w:link w:val="Heading2Char"/>
     <w:uiPriority w:val="9"/>
-    <w:semiHidden/>
     <w:unhideWhenUsed/>
     <w:qFormat/>
     <w:rsid w:val="00577582"/>
@@ -3122,7 +3091,7 @@
     <w:rPr>
       <w:rFonts w:asciiTheme="majorHAnsi" w:eastAsiaTheme="majorEastAsia" w:hAnsiTheme="majorHAnsi" w:cstheme="majorBidi"/>
       <w:color w:val="0F4761" w:themeColor="accent1" w:themeShade="BF"/>
-      <w:sz w:val="32"/>
+      <w:sz w:val="40"/>
       <w:szCs w:val="32"/>
     </w:rPr>
   </w:style>
@@ -3145,7 +3114,7 @@
     <w:rPr>
       <w:rFonts w:eastAsiaTheme="majorEastAsia" w:cstheme="majorBidi"/>
       <w:color w:val="0F4761" w:themeColor="accent1" w:themeShade="BF"/>
-      <w:sz w:val="28"/>
+      <w:sz w:val="40"/>
       <w:szCs w:val="28"/>
     </w:rPr>
   </w:style>
@@ -3170,6 +3139,7 @@
       <w:i/>
       <w:iCs/>
       <w:color w:val="0F4761" w:themeColor="accent1" w:themeShade="BF"/>
+      <w:sz w:val="40"/>
     </w:rPr>
   </w:style>
   <w:style w:type="paragraph" w:styleId="Heading5">
@@ -3191,6 +3161,7 @@
     <w:rPr>
       <w:rFonts w:eastAsiaTheme="majorEastAsia" w:cstheme="majorBidi"/>
       <w:color w:val="0F4761" w:themeColor="accent1" w:themeShade="BF"/>
+      <w:sz w:val="40"/>
     </w:rPr>
   </w:style>
   <w:style w:type="paragraph" w:styleId="Heading6">
@@ -3214,6 +3185,7 @@
       <w:i/>
       <w:iCs/>
       <w:color w:val="595959" w:themeColor="text1" w:themeTint="A6"/>
+      <w:sz w:val="40"/>
     </w:rPr>
   </w:style>
   <w:style w:type="paragraph" w:styleId="Heading7">
@@ -3235,6 +3207,7 @@
     <w:rPr>
       <w:rFonts w:eastAsiaTheme="majorEastAsia" w:cstheme="majorBidi"/>
       <w:color w:val="595959" w:themeColor="text1" w:themeTint="A6"/>
+      <w:sz w:val="40"/>
     </w:rPr>
   </w:style>
   <w:style w:type="paragraph" w:styleId="Heading8">
@@ -3257,6 +3230,7 @@
       <w:i/>
       <w:iCs/>
       <w:color w:val="272727" w:themeColor="text1" w:themeTint="D8"/>
+      <w:sz w:val="40"/>
     </w:rPr>
   </w:style>
   <w:style w:type="paragraph" w:styleId="Heading9">
@@ -3277,6 +3251,7 @@
     <w:rPr>
       <w:rFonts w:eastAsiaTheme="majorEastAsia" w:cstheme="majorBidi"/>
       <w:color w:val="272727" w:themeColor="text1" w:themeTint="D8"/>
+      <w:sz w:val="40"/>
     </w:rPr>
   </w:style>
   <w:style w:type="character" w:default="1" w:styleId="DefaultParagraphFont">
@@ -3324,7 +3299,6 @@
     <w:basedOn w:val="DefaultParagraphFont"/>
     <w:link w:val="Heading2"/>
     <w:uiPriority w:val="9"/>
-    <w:semiHidden/>
     <w:rsid w:val="00577582"/>
     <w:rPr>
       <w:rFonts w:asciiTheme="majorHAnsi" w:eastAsiaTheme="majorEastAsia" w:hAnsiTheme="majorHAnsi" w:cstheme="majorBidi"/>
